--- a/submission/the-cerebellum/package/02_Title_Page.docx
+++ b/submission/the-cerebellum/package/02_Title_Page.docx
@@ -109,7 +109,27 @@
           <w:color w:val="000000"/>
           <w:sz w:val="20"/>
         </w:rPr>
-        <w:t xml:space="preserve">Article status: </w:t>
+        <w:t xml:space="preserve">Proposed article type: </w:t>
+      </w:r>
+      <w:r>
+        <w:rPr>
+          <w:rFonts w:ascii="Times New Roman" w:hAnsi="Times New Roman" w:eastAsia="Times New Roman"/>
+          <w:b w:val="0"/>
+          <w:color w:val="000000"/>
+          <w:sz w:val="20"/>
+        </w:rPr>
+        <w:t>New ideas, opinion and controversies</w:t>
+      </w:r>
+    </w:p>
+    <w:p>
+      <w:r>
+        <w:rPr>
+          <w:rFonts w:ascii="Times New Roman" w:hAnsi="Times New Roman" w:eastAsia="Times New Roman"/>
+          <w:b/>
+          <w:color w:val="000000"/>
+          <w:sz w:val="20"/>
+        </w:rPr>
+        <w:t xml:space="preserve">Research status: </w:t>
       </w:r>
       <w:r>
         <w:rPr>
@@ -138,7 +158,7 @@
           <w:color w:val="000000"/>
           <w:sz w:val="20"/>
         </w:rPr>
-        <w:t>0.2.1</w:t>
+        <w:t>0.2.3</w:t>
       </w:r>
     </w:p>
     <w:p>
@@ -249,6 +269,26 @@
           <w:color w:val="000000"/>
           <w:sz w:val="20"/>
         </w:rPr>
+        <w:t xml:space="preserve">Acknowledgements: </w:t>
+      </w:r>
+      <w:r>
+        <w:rPr>
+          <w:rFonts w:ascii="Times New Roman" w:hAnsi="Times New Roman" w:eastAsia="Times New Roman"/>
+          <w:b w:val="0"/>
+          <w:color w:val="000000"/>
+          <w:sz w:val="20"/>
+        </w:rPr>
+        <w:t>None.</w:t>
+      </w:r>
+    </w:p>
+    <w:p>
+      <w:r>
+        <w:rPr>
+          <w:rFonts w:ascii="Times New Roman" w:hAnsi="Times New Roman" w:eastAsia="Times New Roman"/>
+          <w:b/>
+          <w:color w:val="000000"/>
+          <w:sz w:val="20"/>
+        </w:rPr>
         <w:t xml:space="preserve">AI-assisted tools: </w:t>
       </w:r>
       <w:r>
@@ -259,20 +299,6 @@
           <w:sz w:val="20"/>
         </w:rPr>
         <w:t>OpenAI Codex assisted with literature organization, drafting and language editing, figure and repository-check code, and internal consistency review. It is not an author; the named author remains responsible for the submitted work.</w:t>
-      </w:r>
-    </w:p>
-    <w:p>
-      <w:pPr>
-        <w:spacing w:before="160"/>
-      </w:pPr>
-      <w:r>
-        <w:rPr>
-          <w:rFonts w:ascii="Times New Roman" w:hAnsi="Times New Roman" w:eastAsia="Times New Roman"/>
-          <w:i/>
-          <w:color w:val="555555"/>
-          <w:sz w:val="18"/>
-        </w:rPr>
-        <w:t>Private portal note: enter a full postal correspondence address if the journal system makes it mandatory; it is intentionally not included in the public repository package.</w:t>
       </w:r>
     </w:p>
     <w:sectPr>
